--- a/docs/04_MANUEL_UTILISATEUR_PHARMACIE_ET_OFFICINE.docx
+++ b/docs/04_MANUEL_UTILISATEUR_PHARMACIE_ET_OFFICINE.docx
@@ -288,7 +288,33 @@
           <w:color w:val="132A45"/>
           <w:sz w:val="28"/>
         </w:rPr>
-        <w:t>2. Connexion &amp; Identification de l'Officine</w:t>
+        <w:t>2. Connexion Sécurisée, Double Authentification (2FA) &amp; Identification de l'Officine</w:t>
+      </w:r>
+    </w:p>
+    <w:p>
+      <w:pPr>
+        <w:spacing w:before="40" w:after="100" w:line="276" w:lineRule="auto"/>
+      </w:pPr>
+      <w:r>
+        <w:rPr>
+          <w:color w:val="1E293B"/>
+        </w:rPr>
+        <w:t>L'accès à l'inventaire pharmaceutique et aux ordonnances dématérialisées est protégé par les plus hauts standards de sécurité de santé :</w:t>
+      </w:r>
+    </w:p>
+    <w:p>
+      <w:pPr>
+        <w:keepNext/>
+        <w:spacing w:before="200" w:after="80"/>
+      </w:pPr>
+      <w:r>
+        <w:rPr>
+          <w:rFonts w:ascii="Arial" w:hAnsi="Arial"/>
+          <w:b/>
+          <w:color w:val="529927"/>
+          <w:sz w:val="24"/>
+        </w:rPr>
+        <w:t>2.1. Authentification &amp; Code de Sécurité 2FA</w:t>
       </w:r>
     </w:p>
     <w:p>
@@ -300,27 +326,15 @@
         <w:rPr>
           <w:color w:val="1E293B"/>
         </w:rPr>
-        <w:t>Connectez-vous avec vos identifiants d'officine (</w:t>
+        <w:t>Rendez-vous sur le portail pharmacie (</w:t>
       </w:r>
       <w:r>
         <w:rPr>
-          <w:b/>
-          <w:color w:val="1E293B"/>
+          <w:rFonts w:ascii="Consolas" w:hAnsi="Consolas"/>
+          <w:color w:val="132A45"/>
+          <w:sz w:val="19"/>
         </w:rPr>
-        <w:t>Email officiel</w:t>
-      </w:r>
-      <w:r>
-        <w:rPr>
-          <w:color w:val="1E293B"/>
-        </w:rPr>
-        <w:t xml:space="preserve"> et </w:t>
-      </w:r>
-      <w:r>
-        <w:rPr>
-          <w:b/>
-          <w:color w:val="1E293B"/>
-        </w:rPr>
-        <w:t>Mot de passe</w:t>
+        <w:t>edoctor_pharmacy</w:t>
       </w:r>
       <w:r>
         <w:rPr>
@@ -336,16 +350,136 @@
       </w:pPr>
       <w:r>
         <w:rPr>
+          <w:color w:val="1E293B"/>
+        </w:rPr>
+        <w:t xml:space="preserve">Saisissez votre </w:t>
+      </w:r>
+      <w:r>
+        <w:rPr>
           <w:b/>
           <w:color w:val="1E293B"/>
         </w:rPr>
-        <w:t>Identification visuelle immédiate :</w:t>
+        <w:t>Email officiel d'officine</w:t>
       </w:r>
       <w:r>
         <w:rPr>
           <w:color w:val="1E293B"/>
         </w:rPr>
-        <w:t xml:space="preserve"> Dès votre connexion, vos informations réglementaires sont affichées en haut de l'interface :</w:t>
+        <w:t xml:space="preserve"> et votre </w:t>
+      </w:r>
+      <w:r>
+        <w:rPr>
+          <w:b/>
+          <w:color w:val="1E293B"/>
+        </w:rPr>
+        <w:t>Mot de passe</w:t>
+      </w:r>
+      <w:r>
+        <w:rPr>
+          <w:color w:val="1E293B"/>
+        </w:rPr>
+        <w:t xml:space="preserve"> respectant les critères de sécurité (8 caractères minimum avec majuscule, minuscule, chiffre et caractère spécial).</w:t>
+      </w:r>
+    </w:p>
+    <w:p>
+      <w:pPr>
+        <w:pStyle w:val="ListNumber"/>
+        <w:spacing w:before="20" w:after="40" w:line="276" w:lineRule="auto"/>
+      </w:pPr>
+      <w:r>
+        <w:rPr>
+          <w:color w:val="1E293B"/>
+        </w:rPr>
+        <w:t xml:space="preserve">Cliquez sur </w:t>
+      </w:r>
+      <w:r>
+        <w:rPr>
+          <w:b/>
+          <w:color w:val="1E293B"/>
+        </w:rPr>
+        <w:t>« Se connecter »</w:t>
+      </w:r>
+      <w:r>
+        <w:rPr>
+          <w:color w:val="1E293B"/>
+        </w:rPr>
+        <w:t>.</w:t>
+      </w:r>
+    </w:p>
+    <w:p>
+      <w:pPr>
+        <w:pStyle w:val="ListNumber"/>
+        <w:spacing w:before="20" w:after="40" w:line="276" w:lineRule="auto"/>
+      </w:pPr>
+      <w:r>
+        <w:rPr>
+          <w:b/>
+          <w:color w:val="1E293B"/>
+        </w:rPr>
+        <w:t>Validation du code OTP 2FA :</w:t>
+      </w:r>
+      <w:r>
+        <w:rPr>
+          <w:color w:val="1E293B"/>
+        </w:rPr>
+        <w:t xml:space="preserve"> Un code d'authentification temporaire à 6 chiffres est instantanément acheminé sur l'adresse email de l'officine via la passerelle transactionnelle certifiée Brevo.</w:t>
+      </w:r>
+    </w:p>
+    <w:p>
+      <w:pPr>
+        <w:pStyle w:val="ListNumber"/>
+        <w:spacing w:before="20" w:after="40" w:line="276" w:lineRule="auto"/>
+      </w:pPr>
+      <w:r>
+        <w:rPr>
+          <w:color w:val="1E293B"/>
+        </w:rPr>
+        <w:t>Saisissez ce code (valable 10 minutes) pour finaliser l'ouverture de votre session.</w:t>
+      </w:r>
+    </w:p>
+    <w:p>
+      <w:pPr>
+        <w:pStyle w:val="ListNumber"/>
+        <w:spacing w:before="20" w:after="40" w:line="276" w:lineRule="auto"/>
+      </w:pPr>
+      <w:r>
+        <w:rPr>
+          <w:b/>
+          <w:color w:val="1E293B"/>
+        </w:rPr>
+        <w:t>Protection anti-brute force :</w:t>
+      </w:r>
+      <w:r>
+        <w:rPr>
+          <w:color w:val="1E293B"/>
+        </w:rPr>
+        <w:t xml:space="preserve"> Après 10 tentatives erronées consécutives, l'accès au compte de l'officine est automatiquement bloqué pendant 30 minutes avec envoi d'une alerte de sécurité.</w:t>
+      </w:r>
+    </w:p>
+    <w:p>
+      <w:pPr>
+        <w:keepNext/>
+        <w:spacing w:before="200" w:after="80"/>
+      </w:pPr>
+      <w:r>
+        <w:rPr>
+          <w:rFonts w:ascii="Arial" w:hAnsi="Arial"/>
+          <w:b/>
+          <w:color w:val="529927"/>
+          <w:sz w:val="24"/>
+        </w:rPr>
+        <w:t>2.2. Identification Visuelle Immédiate</w:t>
+      </w:r>
+    </w:p>
+    <w:p>
+      <w:pPr>
+        <w:spacing w:before="40" w:after="100" w:line="276" w:lineRule="auto"/>
+      </w:pPr>
+      <w:r>
+        <w:rPr>
+          <w:color w:val="1E293B"/>
+        </w:rPr>
+        <w:t>Dès votre connexion, vos informations réglementaires certifiées sont affichées sur l'interface :</w:t>
       </w:r>
     </w:p>
     <w:p>
@@ -422,7 +556,7 @@
         <w:rPr>
           <w:color w:val="1E293B"/>
         </w:rPr>
-        <w:t xml:space="preserve"> L'intitulé certifié de votre officine s'affiche avec votre statut de vérification.</w:t>
+        <w:t xml:space="preserve"> L'intitulé certifié de votre officine s'affiche avec votre statut de vérification MSHP/ONPT.</w:t>
       </w:r>
     </w:p>
     <w:p>
@@ -1683,7 +1817,7 @@
           <w:color w:val="132A45"/>
           <w:sz w:val="28"/>
         </w:rPr>
-        <w:t>7. Agréments Réglementaires &amp; Support Officine</w:t>
+        <w:t>7. Agréments Réglementaires, Supervision Super-Admin &amp; Support</w:t>
       </w:r>
     </w:p>
     <w:p>
@@ -1717,9 +1851,44 @@
       </w:pPr>
       <w:r>
         <w:rPr>
+          <w:b/>
           <w:color w:val="1E293B"/>
         </w:rPr>
-        <w:t>Retrouvez les informations de votre licence d'officine validée par le MSHP.</w:t>
+        <w:t>Statut d'agrément certifié :</w:t>
+      </w:r>
+      <w:r>
+        <w:rPr>
+          <w:color w:val="1E293B"/>
+        </w:rPr>
+        <w:t xml:space="preserve"> Retrouvez les informations de votre licence d'officine validée par le Ministère de la Santé et de l'Hygiène Publique (MSHP) et homologuée sur le portail central </w:t>
+      </w:r>
+      <w:r>
+        <w:rPr>
+          <w:rFonts w:ascii="Consolas" w:hAnsi="Consolas"/>
+          <w:color w:val="132A45"/>
+          <w:sz w:val="19"/>
+        </w:rPr>
+        <w:t>edoctor_admin</w:t>
+      </w:r>
+      <w:r>
+        <w:rPr>
+          <w:color w:val="1E293B"/>
+        </w:rPr>
+        <w:t xml:space="preserve"> (</w:t>
+      </w:r>
+      <w:r>
+        <w:rPr>
+          <w:rFonts w:ascii="Consolas" w:hAnsi="Consolas"/>
+          <w:color w:val="132A45"/>
+          <w:sz w:val="19"/>
+        </w:rPr>
+        <w:t>admin-edoctor.ewaregroup.org</w:t>
+      </w:r>
+      <w:r>
+        <w:rPr>
+          <w:color w:val="1E293B"/>
+        </w:rPr>
+        <w:t>).</w:t>
       </w:r>
     </w:p>
     <w:p>
@@ -1729,9 +1898,35 @@
       </w:pPr>
       <w:r>
         <w:rPr>
+          <w:b/>
           <w:color w:val="1E293B"/>
         </w:rPr>
-        <w:t>Contactez le support technique prioritaire eDoctor pour l'assistance logistique ou les litiges de livraison.</w:t>
+        <w:t>Traçabilité des dispensations :</w:t>
+      </w:r>
+      <w:r>
+        <w:rPr>
+          <w:color w:val="1E293B"/>
+        </w:rPr>
+        <w:t xml:space="preserve"> Chaque acte de dispensation est consigné avec horodatage certifié, assurant une protection juridique totale contre les ordonnances falsifiées ou réutilisées.</w:t>
+      </w:r>
+    </w:p>
+    <w:p>
+      <w:pPr>
+        <w:pStyle w:val="ListBullet"/>
+        <w:spacing w:before="20" w:after="40" w:line="276" w:lineRule="auto"/>
+      </w:pPr>
+      <w:r>
+        <w:rPr>
+          <w:b/>
+          <w:color w:val="1E293B"/>
+        </w:rPr>
+        <w:t>Support technique &amp; logistique :</w:t>
+      </w:r>
+      <w:r>
+        <w:rPr>
+          <w:color w:val="1E293B"/>
+        </w:rPr>
+        <w:t xml:space="preserve"> Contactez le support technique prioritaire eDoctor pour l'assistance logistique, le suivi des coursiers ou l'arbitrage des litiges de livraison.</w:t>
       </w:r>
     </w:p>
     <w:sectPr>
